--- a/docs/documentacao-preprocessamento.docx
+++ b/docs/documentacao-preprocessamento.docx
@@ -4,32 +4,25 @@
   <w:body>
     <w:p>
       <w:pPr>
-        <w:jc w:val="center"/>
+        <w:pStyle w:val="Title"/>
       </w:pPr>
       <w:r>
-        <w:rPr>
-          <w:b/>
-          <w:sz w:val="36"/>
-        </w:rPr>
-        <w:t>Documentação do Pré-processamento de Dados</w:t>
+        <w:t>Documentação do Pré-processamento e da Mineração de Dados</w:t>
       </w:r>
     </w:p>
     <w:p>
       <w:pPr>
-        <w:jc w:val="center"/>
+        <w:pStyle w:val="Heading1"/>
       </w:pPr>
       <w:r>
-        <w:rPr>
-          <w:b/>
-          <w:sz w:val="26"/>
-        </w:rPr>
         <w:t>Plataforma de Mineração de Dados Agrícolas e Climáticos do Café</w:t>
       </w:r>
     </w:p>
     <w:p>
       <w:pPr>
-        <w:jc w:val="center"/>
+        <w:jc w:val="both"/>
       </w:pPr>
+      <w:r/>
       <w:r>
         <w:rPr>
           <w:b/>
@@ -37,16 +30,14 @@
         <w:t>Instituição:</w:t>
       </w:r>
       <w:r>
-        <w:rPr>
-          <w:b w:val="0"/>
-        </w:rPr>
         <w:t xml:space="preserve"> Faculdade de Tecnologia de Franca "Dr. Thomaz Novelino" (Centro Paula Souza)</w:t>
       </w:r>
     </w:p>
     <w:p>
       <w:pPr>
-        <w:jc w:val="center"/>
+        <w:jc w:val="both"/>
       </w:pPr>
+      <w:r/>
       <w:r>
         <w:rPr>
           <w:b/>
@@ -54,9 +45,6 @@
         <w:t>Curso:</w:t>
       </w:r>
       <w:r>
-        <w:rPr>
-          <w:b w:val="0"/>
-        </w:rPr>
         <w:t xml:space="preserve"> Desenvolvimento de Software Multiplataforma (DSM) · </w:t>
       </w:r>
       <w:r>
@@ -66,9 +54,6 @@
         <w:t>Grupo:</w:t>
       </w:r>
       <w:r>
-        <w:rPr>
-          <w:b w:val="0"/>
-        </w:rPr>
         <w:t xml:space="preserve"> DSM-G07</w:t>
       </w:r>
     </w:p>
@@ -85,52 +70,60 @@
         <w:jc w:val="both"/>
       </w:pPr>
       <w:r>
+        <w:t xml:space="preserve">O objetivo é indicar, para cada município, quais culturas combinam com o seu clima, com destaque para o café. Este documento explica como os dados foram coletados e tratados e quais técnicas foram aplicadas: </w:t>
+      </w:r>
+      <w:r>
         <w:rPr>
-          <w:b w:val="0"/>
+          <w:b/>
         </w:rPr>
-        <w:t xml:space="preserve">Este documento explica como os dados foram tratados antes das técnicas de mineração (correlação, K-Means e regressão). O processo está em </w:t>
+        <w:t>K-Means</w:t>
+      </w:r>
+      <w:r>
+        <w:t xml:space="preserve"> (agrupamento) e </w:t>
+      </w:r>
+      <w:r>
+        <w:rPr>
+          <w:b/>
+        </w:rPr>
+        <w:t>classificação supervisionada</w:t>
+      </w:r>
+      <w:r>
+        <w:t xml:space="preserve"> (o município é apto ou não para a cultura?).</w:t>
+      </w:r>
+    </w:p>
+    <w:p>
+      <w:pPr>
+        <w:jc w:val="both"/>
+      </w:pPr>
+      <w:r>
+        <w:t xml:space="preserve">O processo está em </w:t>
       </w:r>
       <w:r>
         <w:rPr>
           <w:rFonts w:ascii="Consolas" w:hAnsi="Consolas"/>
-          <w:b w:val="0"/>
-          <w:sz w:val="20"/>
         </w:rPr>
-        <w:t>analytics/notebooks/00_preprocessamento.ipynb</w:t>
+        <w:t>analytics/notebooks/</w:t>
       </w:r>
       <w:r>
-        <w:rPr>
-          <w:b w:val="0"/>
-        </w:rPr>
-        <w:t xml:space="preserve">. Os arquivos originais ficam em </w:t>
+        <w:t xml:space="preserve">. Os arquivos coletados ficam em </w:t>
       </w:r>
       <w:r>
         <w:rPr>
           <w:rFonts w:ascii="Consolas" w:hAnsi="Consolas"/>
-          <w:b w:val="0"/>
-          <w:sz w:val="20"/>
         </w:rPr>
         <w:t>analytics/data/raw/</w:t>
       </w:r>
       <w:r>
-        <w:rPr>
-          <w:b w:val="0"/>
-        </w:rPr>
         <w:t xml:space="preserve"> e não são alterados. O resultado vai para </w:t>
       </w:r>
       <w:r>
         <w:rPr>
           <w:rFonts w:ascii="Consolas" w:hAnsi="Consolas"/>
-          <w:b w:val="0"/>
-          <w:sz w:val="20"/>
         </w:rPr>
         <w:t>analytics/data/processed/</w:t>
       </w:r>
       <w:r>
-        <w:rPr>
-          <w:b w:val="0"/>
-        </w:rPr>
-        <w:t>, e os demais notebooks leem só dessa pasta.</w:t>
+        <w:t>, e os notebooks seguintes leem só dessa pasta.</w:t>
       </w:r>
     </w:p>
     <w:p>
@@ -148,21 +141,24 @@
         <w:tblLook w:firstColumn="1" w:firstRow="1" w:lastColumn="0" w:lastRow="0" w:noHBand="0" w:noVBand="1" w:val="04A0"/>
       </w:tblPr>
       <w:tblGrid>
-        <w:gridCol w:w="2946"/>
-        <w:gridCol w:w="2946"/>
-        <w:gridCol w:w="2946"/>
+        <w:gridCol w:w="2880"/>
+        <w:gridCol w:w="2880"/>
+        <w:gridCol w:w="2880"/>
       </w:tblGrid>
       <w:tr>
         <w:tc>
           <w:tcPr>
-            <w:tcW w:type="dxa" w:w="2946"/>
-            <w:shd w:val="clear" w:color="auto" w:fill="D9D9D9"/>
+            <w:tcW w:type="dxa" w:w="2880"/>
           </w:tcPr>
           <w:p>
             <w:r>
               <w:rPr>
                 <w:b/>
-                <w:sz w:val="19"/>
+              </w:rPr>
+            </w:r>
+            <w:r>
+              <w:rPr>
+                <w:b/>
               </w:rPr>
               <w:t>Base</w:t>
             </w:r>
@@ -170,14 +166,17 @@
         </w:tc>
         <w:tc>
           <w:tcPr>
-            <w:tcW w:type="dxa" w:w="2946"/>
-            <w:shd w:val="clear" w:color="auto" w:fill="D9D9D9"/>
+            <w:tcW w:type="dxa" w:w="2880"/>
           </w:tcPr>
           <w:p>
             <w:r>
               <w:rPr>
                 <w:b/>
-                <w:sz w:val="19"/>
+              </w:rPr>
+            </w:r>
+            <w:r>
+              <w:rPr>
+                <w:b/>
               </w:rPr>
               <w:t>Conteúdo</w:t>
             </w:r>
@@ -185,14 +184,17 @@
         </w:tc>
         <w:tc>
           <w:tcPr>
-            <w:tcW w:type="dxa" w:w="2946"/>
-            <w:shd w:val="clear" w:color="auto" w:fill="D9D9D9"/>
+            <w:tcW w:type="dxa" w:w="2880"/>
           </w:tcPr>
           <w:p>
             <w:r>
               <w:rPr>
                 <w:b/>
-                <w:sz w:val="19"/>
+              </w:rPr>
+            </w:r>
+            <w:r>
+              <w:rPr>
+                <w:b/>
               </w:rPr>
               <w:t>Tamanho</w:t>
             </w:r>
@@ -202,43 +204,34 @@
       <w:tr>
         <w:tc>
           <w:tcPr>
-            <w:tcW w:type="dxa" w:w="2946"/>
+            <w:tcW w:type="dxa" w:w="2880"/>
           </w:tcPr>
           <w:p>
+            <w:r/>
             <w:r>
-              <w:rPr>
-                <w:b w:val="0"/>
-                <w:sz w:val="19"/>
-              </w:rPr>
-              <w:t>Coffee Data Set (https://www.kaggle.com/datasets/escstockholm/coffee-data-set)</w:t>
+              <w:t>[NASA POWER](https://power.larc.nasa.gov)</w:t>
             </w:r>
           </w:p>
         </w:tc>
         <w:tc>
           <w:tcPr>
-            <w:tcW w:type="dxa" w:w="2946"/>
+            <w:tcW w:type="dxa" w:w="2880"/>
           </w:tcPr>
           <w:p>
+            <w:r/>
             <w:r>
-              <w:rPr>
-                <w:b w:val="0"/>
-                <w:sz w:val="19"/>
-              </w:rPr>
-              <w:t>Clima diário de 25 regiões de café em 8 países, de 2000 a 2025</w:t>
+              <w:t>Clima médio de longo prazo (climatologia) de cada município: temperatura, chuva, umidade e radiação solar, por mês</w:t>
             </w:r>
           </w:p>
         </w:tc>
         <w:tc>
           <w:tcPr>
-            <w:tcW w:type="dxa" w:w="2946"/>
+            <w:tcW w:type="dxa" w:w="2880"/>
           </w:tcPr>
           <w:p>
+            <w:r/>
             <w:r>
-              <w:rPr>
-                <w:b w:val="0"/>
-                <w:sz w:val="19"/>
-              </w:rPr>
-              <w:t>233.000 linhas</w:t>
+              <w:t>1.576 municípios (ES, MG e SP)</w:t>
             </w:r>
           </w:p>
         </w:tc>
@@ -246,43 +239,78 @@
       <w:tr>
         <w:tc>
           <w:tcPr>
-            <w:tcW w:type="dxa" w:w="2946"/>
+            <w:tcW w:type="dxa" w:w="2880"/>
           </w:tcPr>
           <w:p>
+            <w:r/>
             <w:r>
-              <w:rPr>
-                <w:b w:val="0"/>
-                <w:sz w:val="19"/>
-              </w:rPr>
-              <w:t>Agriculture Crop Yield (https://www.kaggle.com/datasets/samuelotiattakorah/agriculture-crop-yield)</w:t>
+              <w:t>[IBGE, Produção Agrícola Municipal (PAM)](https://sidra.ibge.gov.br)</w:t>
             </w:r>
           </w:p>
         </w:tc>
         <w:tc>
           <w:tcPr>
-            <w:tcW w:type="dxa" w:w="2946"/>
+            <w:tcW w:type="dxa" w:w="2880"/>
           </w:tcPr>
           <w:p>
+            <w:r/>
             <w:r>
-              <w:rPr>
-                <w:b w:val="0"/>
-                <w:sz w:val="19"/>
-              </w:rPr>
-              <w:t>Chuva, temperatura e rendimento (t/ha) de lavouras</w:t>
+              <w:t>Área colhida, produção e rendimento por município, cultura e ano, de 2001 a 2024</w:t>
             </w:r>
           </w:p>
         </w:tc>
         <w:tc>
           <w:tcPr>
-            <w:tcW w:type="dxa" w:w="2946"/>
+            <w:tcW w:type="dxa" w:w="2880"/>
           </w:tcPr>
           <w:p>
+            <w:r/>
+            <w:r>
+              <w:t>152.797 linhas (6 culturas)</w:t>
+            </w:r>
+          </w:p>
+        </w:tc>
+      </w:tr>
+      <w:tr>
+        <w:tc>
+          <w:tcPr>
+            <w:tcW w:type="dxa" w:w="2880"/>
+          </w:tcPr>
+          <w:p>
+            <w:r/>
+            <w:r>
+              <w:t>Localização dos municípios</w:t>
+            </w:r>
+          </w:p>
+        </w:tc>
+        <w:tc>
+          <w:tcPr>
+            <w:tcW w:type="dxa" w:w="2880"/>
+          </w:tcPr>
+          <w:p>
+            <w:r/>
+            <w:r>
+              <w:t>Latitude e longitude do centro de cada município (</w:t>
+            </w:r>
             <w:r>
               <w:rPr>
-                <w:b w:val="0"/>
-                <w:sz w:val="19"/>
+                <w:rFonts w:ascii="Consolas" w:hAnsi="Consolas"/>
               </w:rPr>
-              <w:t>1.000.000 linhas</w:t>
+              <w:t>kelvins/municipios-brasileiros</w:t>
+            </w:r>
+            <w:r>
+              <w:t>)</w:t>
+            </w:r>
+          </w:p>
+        </w:tc>
+        <w:tc>
+          <w:tcPr>
+            <w:tcW w:type="dxa" w:w="2880"/>
+          </w:tcPr>
+          <w:p>
+            <w:r/>
+            <w:r>
+              <w:t>5.571 municípios, 1.576 usados</w:t>
             </w:r>
           </w:p>
         </w:tc>
@@ -293,40 +321,61 @@
       <w:pPr>
         <w:jc w:val="both"/>
       </w:pPr>
+      <w:r/>
       <w:r>
         <w:rPr>
           <w:b/>
         </w:rPr>
-        <w:t>Por que o Coffee Data Set:</w:t>
+        <w:t>Culturas:</w:t>
       </w:r>
       <w:r>
-        <w:rPr>
-          <w:b w:val="0"/>
-        </w:rPr>
-        <w:t xml:space="preserve"> foi a única base encontrada com clima de regiões de café reais, com muitos anos de dados. Ela não tem produtividade. O preço do café que vem nela é igual para todas as regiões na mesma data, então não serve como medida de produtividade.</w:t>
+        <w:t xml:space="preserve"> café, cana-de-açúcar, soja, milho, laranja e feijão.</w:t>
       </w:r>
     </w:p>
     <w:p>
       <w:pPr>
         <w:jc w:val="both"/>
       </w:pPr>
+      <w:r/>
       <w:r>
         <w:rPr>
           <w:b/>
         </w:rPr>
-        <w:t>Por que o Crop Yield:</w:t>
+        <w:t>Por que a NASA POWER:</w:t>
       </w:r>
       <w:r>
-        <w:rPr>
-          <w:b w:val="0"/>
-        </w:rPr>
-        <w:t xml:space="preserve"> é a base aberta que traz rendimento junto de chuva e temperatura, variáveis que também existem no Coffee Data Set. Mas as culturas são variadas (não só café) e não há região nem ano.</w:t>
+        <w:t xml:space="preserve"> é pública e fornece o clima de qualquer coordenada, então cada município recebe o clima do seu próprio ponto.</w:t>
       </w:r>
     </w:p>
     <w:p>
       <w:pPr>
         <w:jc w:val="both"/>
       </w:pPr>
+      <w:r/>
+      <w:r>
+        <w:rPr>
+          <w:b/>
+        </w:rPr>
+        <w:t>Por que o IBGE (PAM):</w:t>
+      </w:r>
+      <w:r>
+        <w:t xml:space="preserve"> é a fonte oficial de produção agrícola, </w:t>
+      </w:r>
+      <w:r>
+        <w:rPr>
+          <w:b/>
+        </w:rPr>
+        <w:t>por município</w:t>
+      </w:r>
+      <w:r>
+        <w:t xml:space="preserve"> e por cultura. Isso dá escala local e permite comparar várias culturas com o mesmo método.</w:t>
+      </w:r>
+    </w:p>
+    <w:p>
+      <w:pPr>
+        <w:jc w:val="both"/>
+      </w:pPr>
+      <w:r/>
       <w:r>
         <w:rPr>
           <w:b/>
@@ -334,10 +383,40 @@
         <w:t>Como se ligam:</w:t>
       </w:r>
       <w:r>
+        <w:t xml:space="preserve"> pelo código do município (IBGE). O clima de cada município é unido às áreas colhidas das culturas dele.</w:t>
+      </w:r>
+    </w:p>
+    <w:p>
+      <w:pPr>
+        <w:jc w:val="both"/>
+      </w:pPr>
+      <w:r/>
+      <w:r>
         <w:rPr>
-          <w:b w:val="0"/>
+          <w:b/>
         </w:rPr>
-        <w:t xml:space="preserve"> como não dá para juntar por região e ano, a ligação é feita por um modelo de regressão. Ele aprende a relação clima → rendimento no Crop Yield e é aplicado ao clima médio das 25 regiões de café. O resultado é uma estimativa, não um rendimento medido.</w:t>
+        <w:t>Coleta:</w:t>
+      </w:r>
+      <w:r>
+        <w:t xml:space="preserve"> </w:t>
+      </w:r>
+      <w:r>
+        <w:rPr>
+          <w:rFonts w:ascii="Consolas" w:hAnsi="Consolas"/>
+        </w:rPr>
+        <w:t>scripts/coletar_clima_municipios.py</w:t>
+      </w:r>
+      <w:r>
+        <w:t xml:space="preserve"> e </w:t>
+      </w:r>
+      <w:r>
+        <w:rPr>
+          <w:rFonts w:ascii="Consolas" w:hAnsi="Consolas"/>
+        </w:rPr>
+        <w:t>scripts/coletar_ibge_pam.py</w:t>
+      </w:r>
+      <w:r>
+        <w:t>. Os dois são reexecutáveis, e o de clima retoma de onde parou.</w:t>
       </w:r>
     </w:p>
     <w:p>
@@ -355,21 +434,24 @@
         <w:tblLook w:firstColumn="1" w:firstRow="1" w:lastColumn="0" w:lastRow="0" w:noHBand="0" w:noVBand="1" w:val="04A0"/>
       </w:tblPr>
       <w:tblGrid>
-        <w:gridCol w:w="2946"/>
-        <w:gridCol w:w="2946"/>
-        <w:gridCol w:w="2946"/>
+        <w:gridCol w:w="2880"/>
+        <w:gridCol w:w="2880"/>
+        <w:gridCol w:w="2880"/>
       </w:tblGrid>
       <w:tr>
         <w:tc>
           <w:tcPr>
-            <w:tcW w:type="dxa" w:w="2946"/>
-            <w:shd w:val="clear" w:color="auto" w:fill="D9D9D9"/>
+            <w:tcW w:type="dxa" w:w="2880"/>
           </w:tcPr>
           <w:p>
             <w:r>
               <w:rPr>
                 <w:b/>
-                <w:sz w:val="19"/>
+              </w:rPr>
+            </w:r>
+            <w:r>
+              <w:rPr>
+                <w:b/>
               </w:rPr>
               <w:t>Etapa</w:t>
             </w:r>
@@ -377,14 +459,17 @@
         </w:tc>
         <w:tc>
           <w:tcPr>
-            <w:tcW w:type="dxa" w:w="2946"/>
-            <w:shd w:val="clear" w:color="auto" w:fill="D9D9D9"/>
+            <w:tcW w:type="dxa" w:w="2880"/>
           </w:tcPr>
           <w:p>
             <w:r>
               <w:rPr>
                 <w:b/>
-                <w:sz w:val="19"/>
+              </w:rPr>
+            </w:r>
+            <w:r>
+              <w:rPr>
+                <w:b/>
               </w:rPr>
               <w:t>O que foi feito</w:t>
             </w:r>
@@ -392,14 +477,17 @@
         </w:tc>
         <w:tc>
           <w:tcPr>
-            <w:tcW w:type="dxa" w:w="2946"/>
-            <w:shd w:val="clear" w:color="auto" w:fill="D9D9D9"/>
+            <w:tcW w:type="dxa" w:w="2880"/>
           </w:tcPr>
           <w:p>
             <w:r>
               <w:rPr>
                 <w:b/>
-                <w:sz w:val="19"/>
+              </w:rPr>
+            </w:r>
+            <w:r>
+              <w:rPr>
+                <w:b/>
               </w:rPr>
               <w:t>Resultado</w:t>
             </w:r>
@@ -409,43 +497,34 @@
       <w:tr>
         <w:tc>
           <w:tcPr>
-            <w:tcW w:type="dxa" w:w="2946"/>
+            <w:tcW w:type="dxa" w:w="2880"/>
           </w:tcPr>
           <w:p>
+            <w:r/>
             <w:r>
-              <w:rPr>
-                <w:b w:val="0"/>
-                <w:sz w:val="19"/>
-              </w:rPr>
               <w:t>Seleção de colunas</w:t>
             </w:r>
           </w:p>
         </w:tc>
         <w:tc>
           <w:tcPr>
-            <w:tcW w:type="dxa" w:w="2946"/>
+            <w:tcW w:type="dxa" w:w="2880"/>
           </w:tcPr>
           <w:p>
+            <w:r/>
             <w:r>
-              <w:rPr>
-                <w:b w:val="0"/>
-                <w:sz w:val="19"/>
-              </w:rPr>
-              <w:t>Clima: 19 → 9 colunas (sem preço, câmbio e colunas de data repetidas). Rendimento: 10 → 3 (chuva, temperatura e rendimento, as únicas que também existem no clima).</w:t>
+              <w:t>Municípios: só ES, MG e SP, com código, nome, UF e coordenadas. PAM: só código, UF, cultura, ano, área, produção e rendimento.</w:t>
             </w:r>
           </w:p>
         </w:tc>
         <w:tc>
           <w:tcPr>
-            <w:tcW w:type="dxa" w:w="2946"/>
+            <w:tcW w:type="dxa" w:w="2880"/>
           </w:tcPr>
           <w:p>
+            <w:r/>
             <w:r>
-              <w:rPr>
-                <w:b w:val="0"/>
-                <w:sz w:val="19"/>
-              </w:rPr>
-              <w:t>—</w:t>
+              <w:t>Municípios 5.571 → 1.576; colunas da lista de municípios 9 → 5</w:t>
             </w:r>
           </w:p>
         </w:tc>
@@ -453,58 +532,34 @@
       <w:tr>
         <w:tc>
           <w:tcPr>
-            <w:tcW w:type="dxa" w:w="2946"/>
+            <w:tcW w:type="dxa" w:w="2880"/>
           </w:tcPr>
           <w:p>
+            <w:r/>
             <w:r>
-              <w:rPr>
-                <w:b w:val="0"/>
-                <w:sz w:val="19"/>
-              </w:rPr>
               <w:t>Nulos</w:t>
             </w:r>
           </w:p>
         </w:tc>
         <w:tc>
           <w:tcPr>
-            <w:tcW w:type="dxa" w:w="2946"/>
+            <w:tcW w:type="dxa" w:w="2880"/>
           </w:tcPr>
           <w:p>
+            <w:r/>
             <w:r>
-              <w:rPr>
-                <w:b w:val="0"/>
-                <w:sz w:val="19"/>
-              </w:rPr>
-              <w:t xml:space="preserve">Só </w:t>
-            </w:r>
-            <w:r>
-              <w:rPr>
-                <w:rFonts w:ascii="Consolas" w:hAnsi="Consolas"/>
-                <w:b w:val="0"/>
-                <w:sz w:val="19"/>
-              </w:rPr>
-              <w:t>Solar_Radiation</w:t>
-            </w:r>
-            <w:r>
-              <w:rPr>
-                <w:b w:val="0"/>
-                <w:sz w:val="19"/>
-              </w:rPr>
-              <w:t xml:space="preserve"> tinha nulos. Preenchidos por interpolação dentro de cada região, porque é uma série diária e a média geral misturaria climas diferentes.</w:t>
+              <w:t>Clima sem nulos. Na PAM, só o rendimento tem vazios (área ou produção igual a zero).</w:t>
             </w:r>
           </w:p>
         </w:tc>
         <w:tc>
           <w:tcPr>
-            <w:tcW w:type="dxa" w:w="2946"/>
+            <w:tcW w:type="dxa" w:w="2880"/>
           </w:tcPr>
           <w:p>
+            <w:r/>
             <w:r>
-              <w:rPr>
-                <w:b w:val="0"/>
-                <w:sz w:val="19"/>
-              </w:rPr>
-              <w:t>28 → 0</w:t>
+              <w:t>Clima 0; PAM 11 rendimentos vazios, mantidos por não serem usados como rótulo</w:t>
             </w:r>
           </w:p>
         </w:tc>
@@ -512,42 +567,33 @@
       <w:tr>
         <w:tc>
           <w:tcPr>
-            <w:tcW w:type="dxa" w:w="2946"/>
+            <w:tcW w:type="dxa" w:w="2880"/>
           </w:tcPr>
           <w:p>
+            <w:r/>
             <w:r>
-              <w:rPr>
-                <w:b w:val="0"/>
-                <w:sz w:val="19"/>
-              </w:rPr>
               <w:t>Duplicados</w:t>
             </w:r>
           </w:p>
         </w:tc>
         <w:tc>
           <w:tcPr>
-            <w:tcW w:type="dxa" w:w="2946"/>
+            <w:tcW w:type="dxa" w:w="2880"/>
           </w:tcPr>
           <w:p>
+            <w:r/>
             <w:r>
-              <w:rPr>
-                <w:b w:val="0"/>
-                <w:sz w:val="19"/>
-              </w:rPr>
-              <w:t>Clima: mesma região na mesma data. Rendimento: linha inteira repetida.</w:t>
+              <w:t>Clima e municípios por código; PAM por município, cultura e ano.</w:t>
             </w:r>
           </w:p>
         </w:tc>
         <w:tc>
           <w:tcPr>
-            <w:tcW w:type="dxa" w:w="2946"/>
+            <w:tcW w:type="dxa" w:w="2880"/>
           </w:tcPr>
           <w:p>
+            <w:r/>
             <w:r>
-              <w:rPr>
-                <w:b w:val="0"/>
-                <w:sz w:val="19"/>
-              </w:rPr>
               <w:t>0 encontrados</w:t>
             </w:r>
           </w:p>
@@ -556,43 +602,34 @@
       <w:tr>
         <w:tc>
           <w:tcPr>
-            <w:tcW w:type="dxa" w:w="2946"/>
+            <w:tcW w:type="dxa" w:w="2880"/>
           </w:tcPr>
           <w:p>
+            <w:r/>
             <w:r>
-              <w:rPr>
-                <w:b w:val="0"/>
-                <w:sz w:val="19"/>
-              </w:rPr>
               <w:t>Inconsistências</w:t>
             </w:r>
           </w:p>
         </w:tc>
         <w:tc>
           <w:tcPr>
-            <w:tcW w:type="dxa" w:w="2946"/>
+            <w:tcW w:type="dxa" w:w="2880"/>
           </w:tcPr>
           <w:p>
+            <w:r/>
             <w:r>
-              <w:rPr>
-                <w:b w:val="0"/>
-                <w:sz w:val="19"/>
-              </w:rPr>
-              <w:t>Regras: temperatura mínima ≤ máxima, chuva ≥ 0, umidade entre 0 e 100, rendimento ≥ 0.</w:t>
+              <w:t>Regras: umidade de 0 a 100, chuva ≥ 0, radiação ≥ 0, temperatura mínima ≤ média, valores da PAM ≥ 0 e rendimento coerente com produção ÷ área (5%).</w:t>
             </w:r>
           </w:p>
         </w:tc>
         <w:tc>
           <w:tcPr>
-            <w:tcW w:type="dxa" w:w="2946"/>
+            <w:tcW w:type="dxa" w:w="2880"/>
           </w:tcPr>
           <w:p>
+            <w:r/>
             <w:r>
-              <w:rPr>
-                <w:b w:val="0"/>
-                <w:sz w:val="19"/>
-              </w:rPr>
-              <w:t>231 rendimentos negativos removidos</w:t>
+              <w:t>0 violações</w:t>
             </w:r>
           </w:p>
         </w:tc>
@@ -600,57 +637,43 @@
       <w:tr>
         <w:tc>
           <w:tcPr>
-            <w:tcW w:type="dxa" w:w="2946"/>
+            <w:tcW w:type="dxa" w:w="2880"/>
           </w:tcPr>
           <w:p>
+            <w:r/>
             <w:r>
-              <w:rPr>
-                <w:b w:val="0"/>
-                <w:sz w:val="19"/>
-              </w:rPr>
               <w:t>Outliers</w:t>
             </w:r>
           </w:p>
         </w:tc>
         <w:tc>
           <w:tcPr>
-            <w:tcW w:type="dxa" w:w="2946"/>
+            <w:tcW w:type="dxa" w:w="2880"/>
           </w:tcPr>
           <w:p>
+            <w:r/>
             <w:r>
-              <w:rPr>
-                <w:b w:val="0"/>
-                <w:sz w:val="19"/>
-              </w:rPr>
               <w:t xml:space="preserve">Contados pelo IQR e vistos em boxplot. </w:t>
             </w:r>
             <w:r>
               <w:rPr>
                 <w:b/>
-                <w:sz w:val="19"/>
               </w:rPr>
               <w:t>Não removidos</w:t>
             </w:r>
             <w:r>
-              <w:rPr>
-                <w:b w:val="0"/>
-                <w:sz w:val="19"/>
-              </w:rPr>
-              <w:t>, porque chuva forte e temperatura extrema são clima real. A chuva tem 8,5% de outliers, as demais variáveis ficam abaixo de 2,5%.</w:t>
+              <w:t>, porque são casos reais (por exemplo, os maiores produtores). Clima: chuva 8,12%, temperatura mínima 1,27%, umidade 1,65%, radiação 0,76%.</w:t>
             </w:r>
           </w:p>
         </w:tc>
         <w:tc>
           <w:tcPr>
-            <w:tcW w:type="dxa" w:w="2946"/>
+            <w:tcW w:type="dxa" w:w="2880"/>
           </w:tcPr>
           <w:p>
+            <w:r/>
             <w:r>
-              <w:rPr>
-                <w:b w:val="0"/>
-                <w:sz w:val="19"/>
-              </w:rPr>
-              <w:t>—</w:t>
+              <w:t>Não removidos</w:t>
             </w:r>
           </w:p>
         </w:tc>
@@ -658,111 +681,59 @@
       <w:tr>
         <w:tc>
           <w:tcPr>
-            <w:tcW w:type="dxa" w:w="2946"/>
+            <w:tcW w:type="dxa" w:w="2880"/>
           </w:tcPr>
           <w:p>
+            <w:r/>
             <w:r>
-              <w:rPr>
-                <w:b w:val="0"/>
-                <w:sz w:val="19"/>
-              </w:rPr>
-              <w:t>Novas variáveis</w:t>
+              <w:t>Novas variáveis do clima</w:t>
             </w:r>
           </w:p>
         </w:tc>
         <w:tc>
           <w:tcPr>
-            <w:tcW w:type="dxa" w:w="2946"/>
+            <w:tcW w:type="dxa" w:w="2880"/>
           </w:tcPr>
           <w:p>
+            <w:r/>
+            <w:r/>
             <w:r>
               <w:rPr>
                 <w:rFonts w:ascii="Consolas" w:hAnsi="Consolas"/>
-                <w:b w:val="0"/>
-                <w:sz w:val="19"/>
               </w:rPr>
-              <w:t>pais</w:t>
+              <w:t>chuva_anual</w:t>
             </w:r>
             <w:r>
-              <w:rPr>
-                <w:b w:val="0"/>
-                <w:sz w:val="19"/>
-              </w:rPr>
-              <w:t xml:space="preserve"> e </w:t>
+              <w:t xml:space="preserve"> (chuva diária média × 365,25), </w:t>
             </w:r>
             <w:r>
               <w:rPr>
                 <w:rFonts w:ascii="Consolas" w:hAnsi="Consolas"/>
-                <w:b w:val="0"/>
-                <w:sz w:val="19"/>
               </w:rPr>
-              <w:t>regiao</w:t>
+              <w:t>amplitude_termica</w:t>
             </w:r>
             <w:r>
-              <w:rPr>
-                <w:b w:val="0"/>
-                <w:sz w:val="19"/>
-              </w:rPr>
-              <w:t xml:space="preserve"> separados de </w:t>
+              <w:t xml:space="preserve"> (temperatura de janeiro − julho) e </w:t>
             </w:r>
             <w:r>
               <w:rPr>
                 <w:rFonts w:ascii="Consolas" w:hAnsi="Consolas"/>
-                <w:b w:val="0"/>
-                <w:sz w:val="19"/>
               </w:rPr>
-              <w:t>Location</w:t>
+              <w:t>contraste_chuva</w:t>
             </w:r>
             <w:r>
-              <w:rPr>
-                <w:b w:val="0"/>
-                <w:sz w:val="19"/>
-              </w:rPr>
-              <w:t xml:space="preserve">; </w:t>
-            </w:r>
-            <w:r>
-              <w:rPr>
-                <w:rFonts w:ascii="Consolas" w:hAnsi="Consolas"/>
-                <w:b w:val="0"/>
-                <w:sz w:val="19"/>
-              </w:rPr>
-              <w:t>temperatura_media = (máx + mín) / 2</w:t>
-            </w:r>
-            <w:r>
-              <w:rPr>
-                <w:b w:val="0"/>
-                <w:sz w:val="19"/>
-              </w:rPr>
-              <w:t xml:space="preserve">; perfil por região (média de cada variável, 25 linhas); </w:t>
-            </w:r>
-            <w:r>
-              <w:rPr>
-                <w:rFonts w:ascii="Consolas" w:hAnsi="Consolas"/>
-                <w:b w:val="0"/>
-                <w:sz w:val="19"/>
-              </w:rPr>
-              <w:t>precipitacao_anual</w:t>
-            </w:r>
-            <w:r>
-              <w:rPr>
-                <w:b w:val="0"/>
-                <w:sz w:val="19"/>
-              </w:rPr>
-              <w:t xml:space="preserve"> = chuva diária média × 365,25.</w:t>
+              <w:t xml:space="preserve"> (chuva do verão − da seca).</w:t>
             </w:r>
           </w:p>
         </w:tc>
         <w:tc>
           <w:tcPr>
-            <w:tcW w:type="dxa" w:w="2946"/>
+            <w:tcW w:type="dxa" w:w="2880"/>
           </w:tcPr>
           <w:p>
+            <w:r/>
             <w:r>
-              <w:rPr>
-                <w:b w:val="0"/>
-                <w:sz w:val="19"/>
-              </w:rPr>
-              <w:t>—</w:t>
+              <w:t>3 variáveis</w:t>
             </w:r>
           </w:p>
         </w:tc>
@@ -770,50 +741,102 @@
       <w:tr>
         <w:tc>
           <w:tcPr>
-            <w:tcW w:type="dxa" w:w="2946"/>
+            <w:tcW w:type="dxa" w:w="2880"/>
           </w:tcPr>
           <w:p>
+            <w:r/>
+            <w:r>
+              <w:t>Rótulos das culturas</w:t>
+            </w:r>
+          </w:p>
+        </w:tc>
+        <w:tc>
+          <w:tcPr>
+            <w:tcW w:type="dxa" w:w="2880"/>
+          </w:tcPr>
+          <w:p>
+            <w:r/>
+            <w:r>
+              <w:t xml:space="preserve">Área colhida média de 2015 a 2024 de cada município e cultura. </w:t>
+            </w:r>
             <w:r>
               <w:rPr>
-                <w:b w:val="0"/>
-                <w:sz w:val="19"/>
+                <w:b/>
               </w:rPr>
+              <w:t>Apto</w:t>
+            </w:r>
+            <w:r>
+              <w:t xml:space="preserve"> = área média ≥ 500 ha (limite </w:t>
+            </w:r>
+            <w:r>
+              <w:rPr>
+                <w:rFonts w:ascii="Consolas" w:hAnsi="Consolas"/>
+              </w:rPr>
+              <w:t>LIMITE_HA</w:t>
+            </w:r>
+            <w:r>
+              <w:t xml:space="preserve">); sem registro, área 0. Também se calcula a </w:t>
+            </w:r>
+            <w:r>
+              <w:rPr>
+                <w:b/>
+              </w:rPr>
+              <w:t>cultura dominante</w:t>
+            </w:r>
+            <w:r>
+              <w:t>.</w:t>
+            </w:r>
+          </w:p>
+        </w:tc>
+        <w:tc>
+          <w:tcPr>
+            <w:tcW w:type="dxa" w:w="2880"/>
+          </w:tcPr>
+          <w:p>
+            <w:r/>
+            <w:r>
+              <w:t>Aptos: café 369, cana 556, soja 453, milho 558, laranja 161, feijão 170</w:t>
+            </w:r>
+          </w:p>
+        </w:tc>
+      </w:tr>
+      <w:tr>
+        <w:tc>
+          <w:tcPr>
+            <w:tcW w:type="dxa" w:w="2880"/>
+          </w:tcPr>
+          <w:p>
+            <w:r/>
+            <w:r>
               <w:t>Padronização</w:t>
             </w:r>
           </w:p>
         </w:tc>
         <w:tc>
           <w:tcPr>
-            <w:tcW w:type="dxa" w:w="2946"/>
+            <w:tcW w:type="dxa" w:w="2880"/>
           </w:tcPr>
           <w:p>
+            <w:r/>
+            <w:r/>
             <w:r>
               <w:rPr>
                 <w:rFonts w:ascii="Consolas" w:hAnsi="Consolas"/>
-                <w:b w:val="0"/>
-                <w:sz w:val="19"/>
               </w:rPr>
               <w:t>StandardScaler</w:t>
             </w:r>
             <w:r>
-              <w:rPr>
-                <w:b w:val="0"/>
-                <w:sz w:val="19"/>
-              </w:rPr>
-              <w:t xml:space="preserve"> (z-score) aplicado dentro do K-Means e da regressão, e não no pré-processamento. Na regressão é ajustado só com o treino, para não vazar dados do teste.</w:t>
+              <w:t xml:space="preserve"> aplicado dentro do K-Means e dos modelos, ajustado só no treino.</w:t>
             </w:r>
           </w:p>
         </w:tc>
         <w:tc>
           <w:tcPr>
-            <w:tcW w:type="dxa" w:w="2946"/>
+            <w:tcW w:type="dxa" w:w="2880"/>
           </w:tcPr>
           <w:p>
+            <w:r/>
             <w:r>
-              <w:rPr>
-                <w:b w:val="0"/>
-                <w:sz w:val="19"/>
-              </w:rPr>
               <w:t>—</w:t>
             </w:r>
           </w:p>
@@ -825,17 +848,22 @@
       <w:pPr>
         <w:jc w:val="both"/>
       </w:pPr>
+      <w:r/>
       <w:r>
         <w:rPr>
-          <w:b w:val="0"/>
+          <w:b/>
         </w:rPr>
-        <w:t>A chuva anual é necessária porque a chuva do Crop Yield está em mm por ano (100 a 1000) e a do Coffee Data Set em mm por dia.</w:t>
+        <w:t>Cobertura:</w:t>
+      </w:r>
+      <w:r>
+        <w:t xml:space="preserve"> 1.576 municípios (MG 853, SP 645 e ES 78). Em 54 deles não há registro de nenhuma das seis culturas.</w:t>
       </w:r>
     </w:p>
     <w:p>
       <w:pPr>
         <w:jc w:val="both"/>
       </w:pPr>
+      <w:r/>
       <w:r>
         <w:rPr>
           <w:b/>
@@ -843,66 +871,43 @@
         <w:t>Arquivos gerados</w:t>
       </w:r>
       <w:r>
-        <w:rPr>
-          <w:b w:val="0"/>
-        </w:rPr>
         <w:t xml:space="preserve"> em </w:t>
       </w:r>
       <w:r>
         <w:rPr>
           <w:rFonts w:ascii="Consolas" w:hAnsi="Consolas"/>
-          <w:b w:val="0"/>
-          <w:sz w:val="20"/>
         </w:rPr>
         <w:t>data/processed/</w:t>
       </w:r>
       <w:r>
-        <w:rPr>
-          <w:b w:val="0"/>
-        </w:rPr>
         <w:t xml:space="preserve">: </w:t>
       </w:r>
       <w:r>
         <w:rPr>
           <w:rFonts w:ascii="Consolas" w:hAnsi="Consolas"/>
-          <w:b w:val="0"/>
-          <w:sz w:val="20"/>
         </w:rPr>
-        <w:t>clima_limpo.csv</w:t>
+        <w:t>clima_municipios_limpo.csv</w:t>
       </w:r>
       <w:r>
-        <w:rPr>
-          <w:b w:val="0"/>
-        </w:rPr>
-        <w:t xml:space="preserve"> (233.000 × 9), </w:t>
+        <w:t xml:space="preserve"> (1.576 × 18), </w:t>
       </w:r>
       <w:r>
         <w:rPr>
           <w:rFonts w:ascii="Consolas" w:hAnsi="Consolas"/>
-          <w:b w:val="0"/>
-          <w:sz w:val="20"/>
         </w:rPr>
-        <w:t>perfil_regiao.csv</w:t>
+        <w:t>pam_limpo.csv</w:t>
       </w:r>
       <w:r>
-        <w:rPr>
-          <w:b w:val="0"/>
-        </w:rPr>
-        <w:t xml:space="preserve"> (25 × 9) e </w:t>
+        <w:t xml:space="preserve"> (152.797 × 8) e </w:t>
       </w:r>
       <w:r>
         <w:rPr>
           <w:rFonts w:ascii="Consolas" w:hAnsi="Consolas"/>
-          <w:b w:val="0"/>
-          <w:sz w:val="20"/>
         </w:rPr>
-        <w:t>crop_yield_limpo.csv</w:t>
+        <w:t>dataset_municipios.csv</w:t>
       </w:r>
       <w:r>
-        <w:rPr>
-          <w:b w:val="0"/>
-        </w:rPr>
-        <w:t xml:space="preserve"> (999.769 × 3).</w:t>
+        <w:t xml:space="preserve"> (1.576 × 31).</w:t>
       </w:r>
     </w:p>
     <w:p>
@@ -915,36 +920,1059 @@
     </w:p>
     <w:p>
       <w:pPr>
-        <w:pStyle w:val="ListBullet"/>
+        <w:pStyle w:val="Heading2"/>
       </w:pPr>
+      <w:r>
+        <w:t>4.1 Correlação (Spearman)</w:t>
+      </w:r>
+    </w:p>
+    <w:p>
+      <w:pPr>
+        <w:jc w:val="both"/>
+      </w:pPr>
+      <w:r>
+        <w:t>As correlações do clima com a área colhida são moderadas. A cana-de-açúcar tem as maiores: radiação 0,53, umidade −0,51 e temperatura média 0,49. A soja se associa à temperatura mínima (−0,46) e à radiação (0,47). O café tem correlações fracas (até 0,12 em módulo), o que indica que ele depende da combinação de variáveis, e não de uma só.</w:t>
+      </w:r>
+    </w:p>
+    <w:p>
+      <w:pPr>
+        <w:pStyle w:val="Heading2"/>
+      </w:pPr>
+      <w:r>
+        <w:t>4.2 K-Means (não supervisionado)</w:t>
+      </w:r>
+    </w:p>
+    <w:p>
+      <w:pPr>
+        <w:jc w:val="both"/>
+      </w:pPr>
+      <w:r>
+        <w:t xml:space="preserve">Agrupa os municípios pelo perfil climático, sem usar a cultura. O melhor valor foi </w:t>
+      </w:r>
       <w:r>
         <w:rPr>
           <w:b/>
         </w:rPr>
-        <w:t>K-Means:</w:t>
+        <w:t>k = 7</w:t>
+      </w:r>
+      <w:r>
+        <w:t xml:space="preserve">, com silhouette de </w:t>
       </w:r>
       <w:r>
         <w:rPr>
-          <w:b w:val="0"/>
+          <w:b/>
         </w:rPr>
-        <w:t xml:space="preserve"> melhor k = 2 (silhouette 0,346). Um grupo mais frio e chuvoso (cerca de 19,9 °C e 1.853 mm/ano) e outro mais quente e seco (cerca de 22,5 °C e 1.350 mm/ano).</w:t>
+        <w:t>0,334</w:t>
+      </w:r>
+      <w:r>
+        <w:t xml:space="preserve">. A silhouette é parecida para k entre 4 e 7, então a separação é </w:t>
+      </w:r>
+      <w:r>
+        <w:rPr>
+          <w:b/>
+        </w:rPr>
+        <w:t>moderada</w:t>
+      </w:r>
+      <w:r>
+        <w:t>. Cruzando os grupos com as culturas, por exemplo, o Grupo 7 (temperatura mínima mais alta, cerca de 11,6 °C) tem 55% dos municípios aptos para café, e o Grupo 4 tem 88% aptos para cana.</w:t>
       </w:r>
     </w:p>
     <w:p>
       <w:pPr>
-        <w:pStyle w:val="ListBullet"/>
+        <w:pStyle w:val="Heading2"/>
       </w:pPr>
+      <w:r>
+        <w:t>4.3 Classificação supervisionada</w:t>
+      </w:r>
+    </w:p>
+    <w:p>
+      <w:pPr>
+        <w:jc w:val="both"/>
+      </w:pPr>
+      <w:r>
+        <w:t xml:space="preserve">Para cada cultura, um modelo responde </w:t>
+      </w:r>
       <w:r>
         <w:rPr>
           <w:b/>
         </w:rPr>
-        <w:t>Regressão</w:t>
+        <w:t>apto ou não apto</w:t>
+      </w:r>
+      <w:r>
+        <w:t xml:space="preserve"> com o clima e a localização. Foram comparados três algoritmos (regressão logística, Random Forest e Gradient Boosting) com </w:t>
       </w:r>
       <w:r>
         <w:rPr>
-          <w:b w:val="0"/>
+          <w:b/>
         </w:rPr>
-        <w:t xml:space="preserve"> (validação cruzada, R²): linear 0,593, CART 0,583, KNN 0,566. No teste, a linear teve MAE 0,878, RMSE 1,079 e R² 0,593.</w:t>
+        <w:t>validação cruzada espacial</w:t>
+      </w:r>
+      <w:r>
+        <w:t xml:space="preserve">: os municípios são agrupados em células de 1° e células iguais nunca ficam em treino e teste ao mesmo tempo. Isso evita que municípios vizinhos, de clima quase idêntico, inflem o resultado. O melhor modelo de cada cultura foi escolhido pela </w:t>
+      </w:r>
+      <w:r>
+        <w:rPr>
+          <w:b/>
+        </w:rPr>
+        <w:t>acurácia balanceada</w:t>
+      </w:r>
+      <w:r>
+        <w:t>.</w:t>
+      </w:r>
+    </w:p>
+    <w:tbl>
+      <w:tblPr>
+        <w:tblStyle w:val="TableGrid"/>
+        <w:tblW w:type="auto" w:w="0"/>
+        <w:tblLook w:firstColumn="1" w:firstRow="1" w:lastColumn="0" w:lastRow="0" w:noHBand="0" w:noVBand="1" w:val="04A0"/>
+      </w:tblPr>
+      <w:tblGrid>
+        <w:gridCol w:w="960"/>
+        <w:gridCol w:w="960"/>
+        <w:gridCol w:w="960"/>
+        <w:gridCol w:w="960"/>
+        <w:gridCol w:w="960"/>
+        <w:gridCol w:w="960"/>
+        <w:gridCol w:w="960"/>
+        <w:gridCol w:w="960"/>
+        <w:gridCol w:w="960"/>
+      </w:tblGrid>
+      <w:tr>
+        <w:tc>
+          <w:tcPr>
+            <w:tcW w:type="dxa" w:w="960"/>
+          </w:tcPr>
+          <w:p>
+            <w:r>
+              <w:rPr>
+                <w:b/>
+              </w:rPr>
+            </w:r>
+            <w:r>
+              <w:rPr>
+                <w:b/>
+              </w:rPr>
+              <w:t>Cultura</w:t>
+            </w:r>
+          </w:p>
+        </w:tc>
+        <w:tc>
+          <w:tcPr>
+            <w:tcW w:type="dxa" w:w="960"/>
+          </w:tcPr>
+          <w:p>
+            <w:r>
+              <w:rPr>
+                <w:b/>
+              </w:rPr>
+            </w:r>
+            <w:r>
+              <w:rPr>
+                <w:b/>
+              </w:rPr>
+              <w:t>Modelo</w:t>
+            </w:r>
+          </w:p>
+        </w:tc>
+        <w:tc>
+          <w:tcPr>
+            <w:tcW w:type="dxa" w:w="960"/>
+          </w:tcPr>
+          <w:p>
+            <w:r>
+              <w:rPr>
+                <w:b/>
+              </w:rPr>
+            </w:r>
+            <w:r>
+              <w:rPr>
+                <w:b/>
+              </w:rPr>
+              <w:t>% aptos</w:t>
+            </w:r>
+          </w:p>
+        </w:tc>
+        <w:tc>
+          <w:tcPr>
+            <w:tcW w:type="dxa" w:w="960"/>
+          </w:tcPr>
+          <w:p>
+            <w:r>
+              <w:rPr>
+                <w:b/>
+              </w:rPr>
+            </w:r>
+            <w:r>
+              <w:rPr>
+                <w:b/>
+              </w:rPr>
+              <w:t>Baseline (acurácia)</w:t>
+            </w:r>
+          </w:p>
+        </w:tc>
+        <w:tc>
+          <w:tcPr>
+            <w:tcW w:type="dxa" w:w="960"/>
+          </w:tcPr>
+          <w:p>
+            <w:r>
+              <w:rPr>
+                <w:b/>
+              </w:rPr>
+            </w:r>
+            <w:r>
+              <w:rPr>
+                <w:b/>
+              </w:rPr>
+              <w:t>Acurácia</w:t>
+            </w:r>
+          </w:p>
+        </w:tc>
+        <w:tc>
+          <w:tcPr>
+            <w:tcW w:type="dxa" w:w="960"/>
+          </w:tcPr>
+          <w:p>
+            <w:r>
+              <w:rPr>
+                <w:b/>
+              </w:rPr>
+            </w:r>
+            <w:r>
+              <w:rPr>
+                <w:b/>
+              </w:rPr>
+              <w:t>Acurácia balanceada</w:t>
+            </w:r>
+          </w:p>
+        </w:tc>
+        <w:tc>
+          <w:tcPr>
+            <w:tcW w:type="dxa" w:w="960"/>
+          </w:tcPr>
+          <w:p>
+            <w:r>
+              <w:rPr>
+                <w:b/>
+              </w:rPr>
+            </w:r>
+            <w:r>
+              <w:rPr>
+                <w:b/>
+              </w:rPr>
+              <w:t>Precisão</w:t>
+            </w:r>
+          </w:p>
+        </w:tc>
+        <w:tc>
+          <w:tcPr>
+            <w:tcW w:type="dxa" w:w="960"/>
+          </w:tcPr>
+          <w:p>
+            <w:r>
+              <w:rPr>
+                <w:b/>
+              </w:rPr>
+            </w:r>
+            <w:r>
+              <w:rPr>
+                <w:b/>
+              </w:rPr>
+              <w:t>Recall</w:t>
+            </w:r>
+          </w:p>
+        </w:tc>
+        <w:tc>
+          <w:tcPr>
+            <w:tcW w:type="dxa" w:w="960"/>
+          </w:tcPr>
+          <w:p>
+            <w:r>
+              <w:rPr>
+                <w:b/>
+              </w:rPr>
+            </w:r>
+            <w:r>
+              <w:rPr>
+                <w:b/>
+              </w:rPr>
+              <w:t>AUC</w:t>
+            </w:r>
+          </w:p>
+        </w:tc>
+      </w:tr>
+      <w:tr>
+        <w:tc>
+          <w:tcPr>
+            <w:tcW w:type="dxa" w:w="960"/>
+          </w:tcPr>
+          <w:p>
+            <w:r/>
+            <w:r>
+              <w:t>Café</w:t>
+            </w:r>
+          </w:p>
+        </w:tc>
+        <w:tc>
+          <w:tcPr>
+            <w:tcW w:type="dxa" w:w="960"/>
+          </w:tcPr>
+          <w:p>
+            <w:r/>
+            <w:r>
+              <w:t>Random Forest</w:t>
+            </w:r>
+          </w:p>
+        </w:tc>
+        <w:tc>
+          <w:tcPr>
+            <w:tcW w:type="dxa" w:w="960"/>
+          </w:tcPr>
+          <w:p>
+            <w:r/>
+            <w:r>
+              <w:t>23,4%</w:t>
+            </w:r>
+          </w:p>
+        </w:tc>
+        <w:tc>
+          <w:tcPr>
+            <w:tcW w:type="dxa" w:w="960"/>
+          </w:tcPr>
+          <w:p>
+            <w:r/>
+            <w:r>
+              <w:t>76,6%</w:t>
+            </w:r>
+          </w:p>
+        </w:tc>
+        <w:tc>
+          <w:tcPr>
+            <w:tcW w:type="dxa" w:w="960"/>
+          </w:tcPr>
+          <w:p>
+            <w:r/>
+            <w:r/>
+            <w:r>
+              <w:rPr>
+                <w:b/>
+              </w:rPr>
+              <w:t>87,9%</w:t>
+            </w:r>
+            <w:r/>
+          </w:p>
+        </w:tc>
+        <w:tc>
+          <w:tcPr>
+            <w:tcW w:type="dxa" w:w="960"/>
+          </w:tcPr>
+          <w:p>
+            <w:r/>
+            <w:r>
+              <w:t>81,1%</w:t>
+            </w:r>
+          </w:p>
+        </w:tc>
+        <w:tc>
+          <w:tcPr>
+            <w:tcW w:type="dxa" w:w="960"/>
+          </w:tcPr>
+          <w:p>
+            <w:r/>
+            <w:r>
+              <w:t>77,5%</w:t>
+            </w:r>
+          </w:p>
+        </w:tc>
+        <w:tc>
+          <w:tcPr>
+            <w:tcW w:type="dxa" w:w="960"/>
+          </w:tcPr>
+          <w:p>
+            <w:r/>
+            <w:r>
+              <w:t>68,3%</w:t>
+            </w:r>
+          </w:p>
+        </w:tc>
+        <w:tc>
+          <w:tcPr>
+            <w:tcW w:type="dxa" w:w="960"/>
+          </w:tcPr>
+          <w:p>
+            <w:r/>
+            <w:r>
+              <w:t>0,903</w:t>
+            </w:r>
+          </w:p>
+        </w:tc>
+      </w:tr>
+      <w:tr>
+        <w:tc>
+          <w:tcPr>
+            <w:tcW w:type="dxa" w:w="960"/>
+          </w:tcPr>
+          <w:p>
+            <w:r/>
+            <w:r>
+              <w:t>Cana-de-açúcar</w:t>
+            </w:r>
+          </w:p>
+        </w:tc>
+        <w:tc>
+          <w:tcPr>
+            <w:tcW w:type="dxa" w:w="960"/>
+          </w:tcPr>
+          <w:p>
+            <w:r/>
+            <w:r>
+              <w:t>Gradient Boosting</w:t>
+            </w:r>
+          </w:p>
+        </w:tc>
+        <w:tc>
+          <w:tcPr>
+            <w:tcW w:type="dxa" w:w="960"/>
+          </w:tcPr>
+          <w:p>
+            <w:r/>
+            <w:r>
+              <w:t>35,3%</w:t>
+            </w:r>
+          </w:p>
+        </w:tc>
+        <w:tc>
+          <w:tcPr>
+            <w:tcW w:type="dxa" w:w="960"/>
+          </w:tcPr>
+          <w:p>
+            <w:r/>
+            <w:r>
+              <w:t>64,7%</w:t>
+            </w:r>
+          </w:p>
+        </w:tc>
+        <w:tc>
+          <w:tcPr>
+            <w:tcW w:type="dxa" w:w="960"/>
+          </w:tcPr>
+          <w:p>
+            <w:r/>
+            <w:r/>
+            <w:r>
+              <w:rPr>
+                <w:b/>
+              </w:rPr>
+              <w:t>91,8%</w:t>
+            </w:r>
+            <w:r/>
+          </w:p>
+        </w:tc>
+        <w:tc>
+          <w:tcPr>
+            <w:tcW w:type="dxa" w:w="960"/>
+          </w:tcPr>
+          <w:p>
+            <w:r/>
+            <w:r>
+              <w:t>90,6%</w:t>
+            </w:r>
+          </w:p>
+        </w:tc>
+        <w:tc>
+          <w:tcPr>
+            <w:tcW w:type="dxa" w:w="960"/>
+          </w:tcPr>
+          <w:p>
+            <w:r/>
+            <w:r>
+              <w:t>89,4%</w:t>
+            </w:r>
+          </w:p>
+        </w:tc>
+        <w:tc>
+          <w:tcPr>
+            <w:tcW w:type="dxa" w:w="960"/>
+          </w:tcPr>
+          <w:p>
+            <w:r/>
+            <w:r>
+              <w:t>86,9%</w:t>
+            </w:r>
+          </w:p>
+        </w:tc>
+        <w:tc>
+          <w:tcPr>
+            <w:tcW w:type="dxa" w:w="960"/>
+          </w:tcPr>
+          <w:p>
+            <w:r/>
+            <w:r>
+              <w:t>0,948</w:t>
+            </w:r>
+          </w:p>
+        </w:tc>
+      </w:tr>
+      <w:tr>
+        <w:tc>
+          <w:tcPr>
+            <w:tcW w:type="dxa" w:w="960"/>
+          </w:tcPr>
+          <w:p>
+            <w:r/>
+            <w:r>
+              <w:t>Soja</w:t>
+            </w:r>
+          </w:p>
+        </w:tc>
+        <w:tc>
+          <w:tcPr>
+            <w:tcW w:type="dxa" w:w="960"/>
+          </w:tcPr>
+          <w:p>
+            <w:r/>
+            <w:r>
+              <w:t>Random Forest</w:t>
+            </w:r>
+          </w:p>
+        </w:tc>
+        <w:tc>
+          <w:tcPr>
+            <w:tcW w:type="dxa" w:w="960"/>
+          </w:tcPr>
+          <w:p>
+            <w:r/>
+            <w:r>
+              <w:t>28,7%</w:t>
+            </w:r>
+          </w:p>
+        </w:tc>
+        <w:tc>
+          <w:tcPr>
+            <w:tcW w:type="dxa" w:w="960"/>
+          </w:tcPr>
+          <w:p>
+            <w:r/>
+            <w:r>
+              <w:t>71,3%</w:t>
+            </w:r>
+          </w:p>
+        </w:tc>
+        <w:tc>
+          <w:tcPr>
+            <w:tcW w:type="dxa" w:w="960"/>
+          </w:tcPr>
+          <w:p>
+            <w:r/>
+            <w:r>
+              <w:t>80,3%</w:t>
+            </w:r>
+          </w:p>
+        </w:tc>
+        <w:tc>
+          <w:tcPr>
+            <w:tcW w:type="dxa" w:w="960"/>
+          </w:tcPr>
+          <w:p>
+            <w:r/>
+            <w:r>
+              <w:t>79,2%</w:t>
+            </w:r>
+          </w:p>
+        </w:tc>
+        <w:tc>
+          <w:tcPr>
+            <w:tcW w:type="dxa" w:w="960"/>
+          </w:tcPr>
+          <w:p>
+            <w:r/>
+            <w:r>
+              <w:t>62,9%</w:t>
+            </w:r>
+          </w:p>
+        </w:tc>
+        <w:tc>
+          <w:tcPr>
+            <w:tcW w:type="dxa" w:w="960"/>
+          </w:tcPr>
+          <w:p>
+            <w:r/>
+            <w:r>
+              <w:t>76,6%</w:t>
+            </w:r>
+          </w:p>
+        </w:tc>
+        <w:tc>
+          <w:tcPr>
+            <w:tcW w:type="dxa" w:w="960"/>
+          </w:tcPr>
+          <w:p>
+            <w:r/>
+            <w:r>
+              <w:t>0,896</w:t>
+            </w:r>
+          </w:p>
+        </w:tc>
+      </w:tr>
+      <w:tr>
+        <w:tc>
+          <w:tcPr>
+            <w:tcW w:type="dxa" w:w="960"/>
+          </w:tcPr>
+          <w:p>
+            <w:r/>
+            <w:r>
+              <w:t>Milho</w:t>
+            </w:r>
+          </w:p>
+        </w:tc>
+        <w:tc>
+          <w:tcPr>
+            <w:tcW w:type="dxa" w:w="960"/>
+          </w:tcPr>
+          <w:p>
+            <w:r/>
+            <w:r>
+              <w:t>Gradient Boosting</w:t>
+            </w:r>
+          </w:p>
+        </w:tc>
+        <w:tc>
+          <w:tcPr>
+            <w:tcW w:type="dxa" w:w="960"/>
+          </w:tcPr>
+          <w:p>
+            <w:r/>
+            <w:r>
+              <w:t>35,4%</w:t>
+            </w:r>
+          </w:p>
+        </w:tc>
+        <w:tc>
+          <w:tcPr>
+            <w:tcW w:type="dxa" w:w="960"/>
+          </w:tcPr>
+          <w:p>
+            <w:r/>
+            <w:r>
+              <w:t>64,6%</w:t>
+            </w:r>
+          </w:p>
+        </w:tc>
+        <w:tc>
+          <w:tcPr>
+            <w:tcW w:type="dxa" w:w="960"/>
+          </w:tcPr>
+          <w:p>
+            <w:r/>
+            <w:r>
+              <w:t>73,4%</w:t>
+            </w:r>
+          </w:p>
+        </w:tc>
+        <w:tc>
+          <w:tcPr>
+            <w:tcW w:type="dxa" w:w="960"/>
+          </w:tcPr>
+          <w:p>
+            <w:r/>
+            <w:r>
+              <w:t>69,9%</w:t>
+            </w:r>
+          </w:p>
+        </w:tc>
+        <w:tc>
+          <w:tcPr>
+            <w:tcW w:type="dxa" w:w="960"/>
+          </w:tcPr>
+          <w:p>
+            <w:r/>
+            <w:r>
+              <w:t>63,5%</w:t>
+            </w:r>
+          </w:p>
+        </w:tc>
+        <w:tc>
+          <w:tcPr>
+            <w:tcW w:type="dxa" w:w="960"/>
+          </w:tcPr>
+          <w:p>
+            <w:r/>
+            <w:r>
+              <w:t>58,2%</w:t>
+            </w:r>
+          </w:p>
+        </w:tc>
+        <w:tc>
+          <w:tcPr>
+            <w:tcW w:type="dxa" w:w="960"/>
+          </w:tcPr>
+          <w:p>
+            <w:r/>
+            <w:r>
+              <w:t>0,776</w:t>
+            </w:r>
+          </w:p>
+        </w:tc>
+      </w:tr>
+      <w:tr>
+        <w:tc>
+          <w:tcPr>
+            <w:tcW w:type="dxa" w:w="960"/>
+          </w:tcPr>
+          <w:p>
+            <w:r/>
+            <w:r>
+              <w:t>Laranja</w:t>
+            </w:r>
+          </w:p>
+        </w:tc>
+        <w:tc>
+          <w:tcPr>
+            <w:tcW w:type="dxa" w:w="960"/>
+          </w:tcPr>
+          <w:p>
+            <w:r/>
+            <w:r>
+              <w:t>Regressão logística</w:t>
+            </w:r>
+          </w:p>
+        </w:tc>
+        <w:tc>
+          <w:tcPr>
+            <w:tcW w:type="dxa" w:w="960"/>
+          </w:tcPr>
+          <w:p>
+            <w:r/>
+            <w:r>
+              <w:t>10,2%</w:t>
+            </w:r>
+          </w:p>
+        </w:tc>
+        <w:tc>
+          <w:tcPr>
+            <w:tcW w:type="dxa" w:w="960"/>
+          </w:tcPr>
+          <w:p>
+            <w:r/>
+            <w:r>
+              <w:t>89,8%</w:t>
+            </w:r>
+          </w:p>
+        </w:tc>
+        <w:tc>
+          <w:tcPr>
+            <w:tcW w:type="dxa" w:w="960"/>
+          </w:tcPr>
+          <w:p>
+            <w:r/>
+            <w:r>
+              <w:t>73,6%</w:t>
+            </w:r>
+          </w:p>
+        </w:tc>
+        <w:tc>
+          <w:tcPr>
+            <w:tcW w:type="dxa" w:w="960"/>
+          </w:tcPr>
+          <w:p>
+            <w:r/>
+            <w:r>
+              <w:t>80,1%</w:t>
+            </w:r>
+          </w:p>
+        </w:tc>
+        <w:tc>
+          <w:tcPr>
+            <w:tcW w:type="dxa" w:w="960"/>
+          </w:tcPr>
+          <w:p>
+            <w:r/>
+            <w:r>
+              <w:t>26,3%</w:t>
+            </w:r>
+          </w:p>
+        </w:tc>
+        <w:tc>
+          <w:tcPr>
+            <w:tcW w:type="dxa" w:w="960"/>
+          </w:tcPr>
+          <w:p>
+            <w:r/>
+            <w:r>
+              <w:t>88,2%</w:t>
+            </w:r>
+          </w:p>
+        </w:tc>
+        <w:tc>
+          <w:tcPr>
+            <w:tcW w:type="dxa" w:w="960"/>
+          </w:tcPr>
+          <w:p>
+            <w:r/>
+            <w:r>
+              <w:t>0,816</w:t>
+            </w:r>
+          </w:p>
+        </w:tc>
+      </w:tr>
+      <w:tr>
+        <w:tc>
+          <w:tcPr>
+            <w:tcW w:type="dxa" w:w="960"/>
+          </w:tcPr>
+          <w:p>
+            <w:r/>
+            <w:r>
+              <w:t>Feijão</w:t>
+            </w:r>
+          </w:p>
+        </w:tc>
+        <w:tc>
+          <w:tcPr>
+            <w:tcW w:type="dxa" w:w="960"/>
+          </w:tcPr>
+          <w:p>
+            <w:r/>
+            <w:r>
+              <w:t>Regressão logística</w:t>
+            </w:r>
+          </w:p>
+        </w:tc>
+        <w:tc>
+          <w:tcPr>
+            <w:tcW w:type="dxa" w:w="960"/>
+          </w:tcPr>
+          <w:p>
+            <w:r/>
+            <w:r>
+              <w:t>10,8%</w:t>
+            </w:r>
+          </w:p>
+        </w:tc>
+        <w:tc>
+          <w:tcPr>
+            <w:tcW w:type="dxa" w:w="960"/>
+          </w:tcPr>
+          <w:p>
+            <w:r/>
+            <w:r>
+              <w:t>89,2%</w:t>
+            </w:r>
+          </w:p>
+        </w:tc>
+        <w:tc>
+          <w:tcPr>
+            <w:tcW w:type="dxa" w:w="960"/>
+          </w:tcPr>
+          <w:p>
+            <w:r/>
+            <w:r>
+              <w:t>67,8%</w:t>
+            </w:r>
+          </w:p>
+        </w:tc>
+        <w:tc>
+          <w:tcPr>
+            <w:tcW w:type="dxa" w:w="960"/>
+          </w:tcPr>
+          <w:p>
+            <w:r/>
+            <w:r>
+              <w:t>66,5%</w:t>
+            </w:r>
+          </w:p>
+        </w:tc>
+        <w:tc>
+          <w:tcPr>
+            <w:tcW w:type="dxa" w:w="960"/>
+          </w:tcPr>
+          <w:p>
+            <w:r/>
+            <w:r>
+              <w:t>19,7%</w:t>
+            </w:r>
+          </w:p>
+        </w:tc>
+        <w:tc>
+          <w:tcPr>
+            <w:tcW w:type="dxa" w:w="960"/>
+          </w:tcPr>
+          <w:p>
+            <w:r/>
+            <w:r>
+              <w:t>64,7%</w:t>
+            </w:r>
+          </w:p>
+        </w:tc>
+        <w:tc>
+          <w:tcPr>
+            <w:tcW w:type="dxa" w:w="960"/>
+          </w:tcPr>
+          <w:p>
+            <w:r/>
+            <w:r>
+              <w:t>0,680</w:t>
+            </w:r>
+          </w:p>
+        </w:tc>
+      </w:tr>
+    </w:tbl>
+    <w:p/>
+    <w:p>
+      <w:pPr>
+        <w:jc w:val="both"/>
+      </w:pPr>
+      <w:r>
+        <w:t xml:space="preserve">O *baseline* é a acurácia de responder sempre "não apto". Café, cana, soja e milho </w:t>
+      </w:r>
+      <w:r>
+        <w:rPr>
+          <w:b/>
+        </w:rPr>
+        <w:t>superam o baseline</w:t>
+      </w:r>
+      <w:r>
+        <w:t xml:space="preserve">. Para laranja e feijão, que são raros, a acurácia fica </w:t>
+      </w:r>
+      <w:r>
+        <w:rPr>
+          <w:b/>
+        </w:rPr>
+        <w:t>abaixo</w:t>
+      </w:r>
+      <w:r>
+        <w:t xml:space="preserve"> do baseline porque os modelos foram balanceados para encontrar os aptos (alto recall, baixa precisão); nesses casos a medida adequada é a acurácia balanceada.</w:t>
+      </w:r>
+    </w:p>
+    <w:p>
+      <w:pPr>
+        <w:jc w:val="both"/>
+      </w:pPr>
+      <w:r/>
+      <w:r>
+        <w:rPr>
+          <w:b/>
+        </w:rPr>
+        <w:t>Matriz de confusão do café</w:t>
+      </w:r>
+      <w:r>
+        <w:t xml:space="preserve"> (1.576 municípios): 1.134 verdadeiros negativos, 73 falsos positivos, 117 falsos negativos e 252 verdadeiros positivos. </w:t>
+      </w:r>
+      <w:r>
+        <w:rPr>
+          <w:b/>
+        </w:rPr>
+        <w:t>Matriz da cana:</w:t>
+      </w:r>
+      <w:r>
+        <w:t xml:space="preserve"> 963, 57, 73 e 483. As matrizes de todas as culturas estão em </w:t>
+      </w:r>
+      <w:r>
+        <w:rPr>
+          <w:rFonts w:ascii="Consolas" w:hAnsi="Consolas"/>
+        </w:rPr>
+        <w:t>data/processed/matrizes_confusao.png</w:t>
+      </w:r>
+      <w:r>
+        <w:t xml:space="preserve"> e </w:t>
+      </w:r>
+      <w:r>
+        <w:rPr>
+          <w:rFonts w:ascii="Consolas" w:hAnsi="Consolas"/>
+        </w:rPr>
+        <w:t>.csv</w:t>
+      </w:r>
+      <w:r>
+        <w:t>.</w:t>
+      </w:r>
+    </w:p>
+    <w:p>
+      <w:pPr>
+        <w:jc w:val="both"/>
+      </w:pPr>
+      <w:r/>
+      <w:r>
+        <w:rPr>
+          <w:b/>
+        </w:rPr>
+        <w:t>Sensibilidade ao limite:</w:t>
+      </w:r>
+      <w:r>
+        <w:t xml:space="preserve"> repetindo o teste com 200, 500 e 1.000 ha, a acurácia balanceada do café fica entre 79% e 81%, e a da cana entre 87% e 92%. A escolha do limite pesa, mas não muda a conclusão.</w:t>
+      </w:r>
+    </w:p>
+    <w:p>
+      <w:pPr>
+        <w:jc w:val="both"/>
+      </w:pPr>
+      <w:r/>
+      <w:r>
+        <w:rPr>
+          <w:b/>
+        </w:rPr>
+        <w:t>Variáveis mais importantes</w:t>
+      </w:r>
+      <w:r>
+        <w:t xml:space="preserve"> (importância por permutação): a localização (longitude e latitude) pesa mais em todas as culturas; entre as variáveis de clima se destacam radiação e umidade (café), temperatura mínima (laranja) e chuva na estação seca (feijão).</w:t>
+      </w:r>
+    </w:p>
+    <w:p>
+      <w:pPr>
+        <w:jc w:val="both"/>
+      </w:pPr>
+      <w:r/>
+      <w:r>
+        <w:rPr>
+          <w:b/>
+        </w:rPr>
+        <w:t>Cultura dominante (multiclasse, 7 classes):</w:t>
+      </w:r>
+      <w:r>
+        <w:t xml:space="preserve"> acurácia de 72% (baseline 36,9%) e acurácia balanceada de 51%. É um problema bem mais difícil que o sim ou não, e o modelo acerta bem a cana (86% dos municípios dessa classe) e a classe "nenhuma" (79%), razoavelmente o café (65%) e a soja (61%), e pouco o milho (31%), a laranja (33%) e o feijão (0%).</w:t>
+      </w:r>
+    </w:p>
+    <w:p>
+      <w:pPr>
+        <w:pStyle w:val="Heading2"/>
+      </w:pPr>
+      <w:r>
+        <w:t>4.4 Recomendação por município</w:t>
+      </w:r>
+    </w:p>
+    <w:p>
+      <w:pPr>
+        <w:jc w:val="both"/>
+      </w:pPr>
+      <w:r>
+        <w:t xml:space="preserve">A </w:t>
+      </w:r>
+      <w:r>
+        <w:rPr>
+          <w:b/>
+        </w:rPr>
+        <w:t>compatibilidade</w:t>
+      </w:r>
+      <w:r>
+        <w:t xml:space="preserve"> de cada cultura é a probabilidade de "apto" do melhor modelo, calculada </w:t>
+      </w:r>
+      <w:r>
+        <w:rPr>
+          <w:b/>
+        </w:rPr>
+        <w:t>fora da amostra</w:t>
+      </w:r>
+      <w:r>
+        <w:t xml:space="preserve">. Ela é salva em </w:t>
+      </w:r>
+      <w:r>
+        <w:rPr>
+          <w:rFonts w:ascii="Consolas" w:hAnsi="Consolas"/>
+        </w:rPr>
+        <w:t>data/processed/compatibilidade_culturas.csv</w:t>
+      </w:r>
+      <w:r>
+        <w:t>, com o ranking de culturas de cada município. Exemplos: Varginha (MG) tem o café em 1º lugar (compatibilidade 0,995, e o município é de fato apto); Franca (SP) tem cana (0,996), café (0,929) e soja (0,821).</w:t>
       </w:r>
     </w:p>
     <w:p>
@@ -959,11 +1987,15 @@
       <w:pPr>
         <w:pStyle w:val="ListNumber"/>
       </w:pPr>
+      <w:r/>
       <w:r>
         <w:rPr>
-          <w:b w:val="0"/>
+          <w:b/>
         </w:rPr>
-        <w:t>Das 25 regiões, 23 têm chuva anual acima de 1.000 mm, o máximo visto no treino. Limitamos a entrada a essa faixa, e com isso quase todas as regiões saem com um rendimento parecido (6,7 a 6,9 t/ha). A estimativa não diferencia as regiões, e o R² de 0,59 vale para o Crop Yield, não para o café.</w:t>
+        <w:t>"Apto" é medido pela área plantada que já existe.</w:t>
+      </w:r>
+      <w:r>
+        <w:t xml:space="preserve"> Ela depende também de mercado, tradição e tamanho do município, e não só do clima. O modelo recomenda culturas parecidas com as de municípios de clima semelhante, não o melhor uso agronômico.</w:t>
       </w:r>
     </w:p>
     <w:p>
@@ -971,10 +2003,16 @@
         <w:pStyle w:val="ListNumber"/>
       </w:pPr>
       <w:r>
+        <w:t xml:space="preserve">O clima da NASA tem resolução de cerca de 50 km e </w:t>
+      </w:r>
+      <w:r>
         <w:rPr>
-          <w:b w:val="0"/>
+          <w:b/>
         </w:rPr>
-        <w:t>O rendimento do Crop Yield mistura várias culturas.</w:t>
+        <w:t>não enxerga altitude, solo nem relevo</w:t>
+      </w:r>
+      <w:r>
+        <w:t>, que são decisivos para o café.</w:t>
       </w:r>
     </w:p>
     <w:p>
@@ -982,10 +2020,49 @@
         <w:pStyle w:val="ListNumber"/>
       </w:pPr>
       <w:r>
+        <w:t xml:space="preserve">Cobertura limitada a </w:t>
+      </w:r>
+      <w:r>
         <w:rPr>
-          <w:b w:val="0"/>
+          <w:b/>
         </w:rPr>
-        <w:t>São só 25 regiões no K-Means, e o silhouette indica separação moderada.</w:t>
+        <w:t>ES, MG e SP</w:t>
+      </w:r>
+      <w:r>
+        <w:t>.</w:t>
+      </w:r>
+    </w:p>
+    <w:p>
+      <w:pPr>
+        <w:pStyle w:val="ListNumber"/>
+      </w:pPr>
+      <w:r>
+        <w:t>O limite de 500 ha é uma escolha; foi testada a sensibilidade a ele.</w:t>
+      </w:r>
+    </w:p>
+    <w:p>
+      <w:pPr>
+        <w:pStyle w:val="ListNumber"/>
+      </w:pPr>
+      <w:r>
+        <w:t>Laranja e feijão são culturas raras nos dados, e os modelos têm baixa precisão. A cultura dominante (multiclasse) tem desempenho modesto.</w:t>
+      </w:r>
+    </w:p>
+    <w:p>
+      <w:pPr>
+        <w:pStyle w:val="ListNumber"/>
+      </w:pPr>
+      <w:r>
+        <w:t xml:space="preserve">Foi testada também a </w:t>
+      </w:r>
+      <w:r>
+        <w:rPr>
+          <w:b/>
+        </w:rPr>
+        <w:t>previsão de produtividade (t/ha)</w:t>
+      </w:r>
+      <w:r>
+        <w:t xml:space="preserve"> do café por regressão (dados da CONAB por estado e do IBGE por município). O clima sozinho explicou pouco (R² próximo de zero em anos futuros), e por isso o foco passou para a classificação.</w:t>
       </w:r>
     </w:p>
     <w:p>
@@ -1001,10 +2078,16 @@
         <w:pStyle w:val="ListBullet"/>
       </w:pPr>
       <w:r>
+        <w:t xml:space="preserve">Incluir </w:t>
+      </w:r>
+      <w:r>
         <w:rPr>
-          <w:b w:val="0"/>
+          <w:b/>
         </w:rPr>
-        <w:t>Buscar uma base com produção real de café por região e ano, para fazer a junção direta e treinar com café.</w:t>
+        <w:t>altitude e solo</w:t>
+      </w:r>
+      <w:r>
+        <w:t xml:space="preserve"> (por exemplo, SRTM e Embrapa) para melhorar a aptidão do café.</w:t>
       </w:r>
     </w:p>
     <w:p>
@@ -1012,15 +2095,20 @@
         <w:pStyle w:val="ListBullet"/>
       </w:pPr>
       <w:r>
-        <w:rPr>
-          <w:b w:val="0"/>
-        </w:rPr>
-        <w:t>Criar no banco as tabelas de cluster e predição e integrar com o backend.</w:t>
+        <w:t>Ampliar a cobertura para outros estados e culturas.</w:t>
+      </w:r>
+    </w:p>
+    <w:p>
+      <w:pPr>
+        <w:pStyle w:val="ListBullet"/>
+      </w:pPr>
+      <w:r>
+        <w:t>Carregar os resultados no banco (tabelas de cultura, compatibilidade, cluster e métricas) e integrar ao back-end e ao dashboard.</w:t>
       </w:r>
     </w:p>
     <w:sectPr>
       <w:pgSz w:w="12240" w:h="15840"/>
-      <w:pgMar w:top="1417" w:right="1701" w:bottom="1417" w:left="1701" w:header="720" w:footer="720" w:gutter="0"/>
+      <w:pgMar w:top="1440" w:right="1800" w:bottom="1440" w:left="1800" w:header="720" w:footer="720" w:gutter="0"/>
       <w:cols w:space="720"/>
       <w:docGrid w:linePitch="360"/>
     </w:sectPr>
@@ -1392,7 +2480,7 @@
     <w:qFormat/>
     <w:rsid w:val="00FC693F"/>
     <w:rPr>
-      <w:rFonts w:ascii="Arial" w:hAnsi="Arial" w:eastAsia="Arial"/>
+      <w:rFonts w:ascii="Arial" w:hAnsi="Arial"/>
       <w:sz w:val="22"/>
     </w:rPr>
   </w:style>
@@ -1455,11 +2543,11 @@
       <w:outlineLvl w:val="0"/>
     </w:pPr>
     <w:rPr>
-      <w:rFonts w:asciiTheme="majorHAnsi" w:eastAsiaTheme="majorEastAsia" w:hAnsiTheme="majorHAnsi" w:cstheme="majorBidi" w:ascii="Arial" w:hAnsi="Arial" w:eastAsia="Arial"/>
+      <w:rFonts w:asciiTheme="majorHAnsi" w:eastAsiaTheme="majorEastAsia" w:hAnsiTheme="majorHAnsi" w:cstheme="majorBidi"/>
       <w:b/>
       <w:bCs/>
       <w:color w:val="365F91" w:themeColor="accent1" w:themeShade="BF"/>
-      <w:sz w:val="32"/>
+      <w:sz w:val="28"/>
       <w:szCs w:val="28"/>
     </w:rPr>
   </w:style>
@@ -1479,11 +2567,11 @@
       <w:outlineLvl w:val="1"/>
     </w:pPr>
     <w:rPr>
-      <w:rFonts w:asciiTheme="majorHAnsi" w:eastAsiaTheme="majorEastAsia" w:hAnsiTheme="majorHAnsi" w:cstheme="majorBidi" w:ascii="Arial" w:hAnsi="Arial" w:eastAsia="Arial"/>
+      <w:rFonts w:asciiTheme="majorHAnsi" w:eastAsiaTheme="majorEastAsia" w:hAnsiTheme="majorHAnsi" w:cstheme="majorBidi"/>
       <w:b/>
       <w:bCs/>
       <w:color w:val="4F81BD" w:themeColor="accent1"/>
-      <w:sz w:val="28"/>
+      <w:sz w:val="26"/>
       <w:szCs w:val="26"/>
     </w:rPr>
   </w:style>
@@ -1503,11 +2591,10 @@
       <w:outlineLvl w:val="2"/>
     </w:pPr>
     <w:rPr>
-      <w:rFonts w:asciiTheme="majorHAnsi" w:eastAsiaTheme="majorEastAsia" w:hAnsiTheme="majorHAnsi" w:cstheme="majorBidi" w:ascii="Arial" w:hAnsi="Arial" w:eastAsia="Arial"/>
+      <w:rFonts w:asciiTheme="majorHAnsi" w:eastAsiaTheme="majorEastAsia" w:hAnsiTheme="majorHAnsi" w:cstheme="majorBidi"/>
       <w:b/>
       <w:bCs/>
       <w:color w:val="4F81BD" w:themeColor="accent1"/>
-      <w:sz w:val="24"/>
     </w:rPr>
   </w:style>
   <w:style w:type="paragraph" w:styleId="Heading4">
